--- a/en/discovery-articles/1.12 Pottery and Ceramics.docx
+++ b/en/discovery-articles/1.12 Pottery and Ceramics.docx
@@ -258,7 +258,7 @@
           <w:i w:val="0"/>
           <w:sz w:val="22"/>
         </w:rPr>
-        <w:t>Ceramics are materials science before the name existed. Firing drives off water, sinters particles, and can vitrify surfaces. Clay chemistry, temper (sand, shell, crushed pottery), and kiln atmosphere control strength and colour. Archaeologists read fabric, form, and decoration as chronological and cultural data. Modern refractories, tiles, and electronic ceramics still rest on shaping and heat-treating minerals.</w:t>
+        <w:t>Ceramics are materials science before the name existed. Firing drives off water, knits the clay particles together (sintering), and can glaze the surface into a glass-like skin (vitrification). Clay chemistry, temper (sand, shell, crushed pottery), and kiln atmosphere control strength and colour. Archaeologists read fabric, form, and decoration as chronological and cultural data. Modern refractories, tiles, and electronic ceramics still rest on shaping and heat-treating minerals.</w:t>
       </w:r>
     </w:p>
     <w:p>

--- a/en/discovery-articles/1.12 Pottery and Ceramics.docx
+++ b/en/discovery-articles/1.12 Pottery and Ceramics.docx
@@ -346,7 +346,7 @@
           <w:color w:val="004E8C"/>
           <w:sz w:val="24"/>
         </w:rPr>
-        <w:t>A. Books and major scholarly works</w:t>
+        <w:t>Books and major scholarly works</w:t>
       </w:r>
     </w:p>
     <w:p>
@@ -385,7 +385,7 @@
           <w:color w:val="004E8C"/>
           <w:sz w:val="24"/>
         </w:rPr>
-        <w:t>C. Institutional and encyclopedic sources</w:t>
+        <w:t>Institutional and encyclopedic sources</w:t>
       </w:r>
     </w:p>
     <w:p>
@@ -466,7 +466,7 @@
           <w:color w:val="004E8C"/>
           <w:sz w:val="24"/>
         </w:rPr>
-        <w:t>D. Museum, archive, and library resources</w:t>
+        <w:t>Museum, archive, and library resources</w:t>
       </w:r>
     </w:p>
     <w:p>
